--- a/ภาคผนวก_ExitTicket_ซ่อมเสริม_ป5.docx
+++ b/ภาคผนวก_ExitTicket_ซ่อมเสริม_ป5.docx
@@ -15,7 +15,7 @@
           <w:sz w:val="40"/>
           <w:szCs w:val="40"/>
         </w:rPr>
-        <w:t xml:space="preserve">แบบทดสอบท้ายคาบ (Exit Ticket) — ฉบับซ่อมเสริม / คู่ขนาน</w:t>
+        <w:t>แบบทดสอบท้ายชั่วโมง (Exit Ticket) — ฉบับซ่อมเสริม / คู่ขนาน</w:t>
       </w:r>
     </w:p>
     <w:p>
@@ -1135,7 +1135,7 @@
     </w:p>
     <w:p>
       <w:pPr>
-        <w:spacing w:after="40" w:line="300"/>
+        <w:spacing w:after="60" w:line="300"/>
         <w:jc w:val="both"/>
       </w:pPr>
       <w:r>
@@ -1155,6 +1155,413 @@
           <w:szCs w:val="32"/>
         </w:rPr>
         <w:t xml:space="preserve">รวม 3 คำถาม เต็ม 9 คะแนน • ผ่านเมื่อได้ระดับ “ดี” อย่างน้อย 2 ใน 3 คำถาม หรือรวม ≥ 6 คะแนน</w:t>
+      </w:r>
+    </w:p>
+    <w:p>
+      <w:pPr>
+        <w:spacing w:after="60" w:before="40"/>
+      </w:pPr>
+      <w:r>
+        <w:rPr>
+          <w:rFonts w:ascii="TH Sarabun New" w:cs="TH Sarabun New" w:eastAsia="TH Sarabun New" w:hAnsi="TH Sarabun New"/>
+          <w:b/>
+          <w:bCs/>
+          <w:sz w:val="32"/>
+          <w:szCs w:val="32"/>
+        </w:rPr>
+        <w:t xml:space="preserve">เกณฑ์การตัดสิน / ระดับคุณภาพ (แปลผลคะแนนรวม เต็ม 9 คะแนน)</w:t>
+      </w:r>
+    </w:p>
+    <w:tbl>
+      <w:tblPr>
+        <w:tblW w:type="dxa" w:w="10000"/>
+        <w:tblBorders>
+          <w:top w:val="single" w:color="8EAADB" w:sz="4"/>
+          <w:left w:val="single" w:color="8EAADB" w:sz="4"/>
+          <w:bottom w:val="single" w:color="8EAADB" w:sz="4"/>
+          <w:right w:val="single" w:color="8EAADB" w:sz="4"/>
+          <w:insideH w:val="single" w:color="8EAADB" w:sz="4"/>
+          <w:insideV w:val="single" w:color="8EAADB" w:sz="4"/>
+        </w:tblBorders>
+      </w:tblPr>
+      <w:tblGrid>
+        <w:gridCol w:w="2600"/>
+        <w:gridCol w:w="2600"/>
+        <w:gridCol w:w="4800"/>
+      </w:tblGrid>
+      <w:tr>
+        <w:trPr>
+          <w:tblHeader/>
+        </w:trPr>
+        <w:tc>
+          <w:tcPr>
+            <w:tcW w:type="dxa" w:w="2600"/>
+            <w:shd w:fill="1F3864" w:color="auto" w:val="clear"/>
+            <w:tcMar>
+              <w:top w:type="dxa" w:w="50"/>
+              <w:left w:type="dxa" w:w="90"/>
+              <w:bottom w:type="dxa" w:w="50"/>
+              <w:right w:type="dxa" w:w="90"/>
+            </w:tcMar>
+            <w:vAlign w:val="center"/>
+          </w:tcPr>
+          <w:p>
+            <w:pPr>
+              <w:spacing w:after="0" w:line="276"/>
+              <w:jc w:val="center"/>
+            </w:pPr>
+            <w:r>
+              <w:rPr>
+                <w:rFonts w:ascii="TH Sarabun New" w:cs="TH Sarabun New" w:eastAsia="TH Sarabun New" w:hAnsi="TH Sarabun New"/>
+                <w:b/>
+                <w:bCs/>
+                <w:color w:val="FFFFFF"/>
+                <w:sz w:val="32"/>
+                <w:szCs w:val="32"/>
+              </w:rPr>
+              <w:t xml:space="preserve">ระดับคุณภาพ</w:t>
+            </w:r>
+          </w:p>
+        </w:tc>
+        <w:tc>
+          <w:tcPr>
+            <w:tcW w:type="dxa" w:w="2600"/>
+            <w:shd w:fill="1F3864" w:color="auto" w:val="clear"/>
+            <w:tcMar>
+              <w:top w:type="dxa" w:w="50"/>
+              <w:left w:type="dxa" w:w="90"/>
+              <w:bottom w:type="dxa" w:w="50"/>
+              <w:right w:type="dxa" w:w="90"/>
+            </w:tcMar>
+            <w:vAlign w:val="center"/>
+          </w:tcPr>
+          <w:p>
+            <w:pPr>
+              <w:spacing w:after="0" w:line="276"/>
+              <w:jc w:val="center"/>
+            </w:pPr>
+            <w:r>
+              <w:rPr>
+                <w:rFonts w:ascii="TH Sarabun New" w:cs="TH Sarabun New" w:eastAsia="TH Sarabun New" w:hAnsi="TH Sarabun New"/>
+                <w:b/>
+                <w:bCs/>
+                <w:color w:val="FFFFFF"/>
+                <w:sz w:val="32"/>
+                <w:szCs w:val="32"/>
+              </w:rPr>
+              <w:t xml:space="preserve">ช่วงคะแนน</w:t>
+            </w:r>
+          </w:p>
+        </w:tc>
+        <w:tc>
+          <w:tcPr>
+            <w:tcW w:type="dxa" w:w="4800"/>
+            <w:shd w:fill="1F3864" w:color="auto" w:val="clear"/>
+            <w:tcMar>
+              <w:top w:type="dxa" w:w="50"/>
+              <w:left w:type="dxa" w:w="90"/>
+              <w:bottom w:type="dxa" w:w="50"/>
+              <w:right w:type="dxa" w:w="90"/>
+            </w:tcMar>
+            <w:vAlign w:val="center"/>
+          </w:tcPr>
+          <w:p>
+            <w:pPr>
+              <w:spacing w:after="0" w:line="276"/>
+              <w:jc w:val="center"/>
+            </w:pPr>
+            <w:r>
+              <w:rPr>
+                <w:rFonts w:ascii="TH Sarabun New" w:cs="TH Sarabun New" w:eastAsia="TH Sarabun New" w:hAnsi="TH Sarabun New"/>
+                <w:b/>
+                <w:bCs/>
+                <w:color w:val="FFFFFF"/>
+                <w:sz w:val="32"/>
+                <w:szCs w:val="32"/>
+              </w:rPr>
+              <w:t xml:space="preserve">การแปลผล</w:t>
+            </w:r>
+          </w:p>
+        </w:tc>
+      </w:tr>
+      <w:tr>
+        <w:tc>
+          <w:tcPr>
+            <w:tcW w:type="dxa" w:w="2600"/>
+            <w:shd w:fill="E2EFDA" w:color="auto" w:val="clear"/>
+            <w:tcMar>
+              <w:top w:type="dxa" w:w="50"/>
+              <w:left w:type="dxa" w:w="90"/>
+              <w:bottom w:type="dxa" w:w="50"/>
+              <w:right w:type="dxa" w:w="90"/>
+            </w:tcMar>
+            <w:vAlign w:val="center"/>
+          </w:tcPr>
+          <w:p>
+            <w:pPr>
+              <w:spacing w:after="0" w:line="276"/>
+              <w:jc w:val="center"/>
+            </w:pPr>
+            <w:r>
+              <w:rPr>
+                <w:rFonts w:ascii="TH Sarabun New" w:cs="TH Sarabun New" w:eastAsia="TH Sarabun New" w:hAnsi="TH Sarabun New"/>
+                <w:b/>
+                <w:bCs/>
+                <w:sz w:val="32"/>
+                <w:szCs w:val="32"/>
+              </w:rPr>
+              <w:t xml:space="preserve">ดี</w:t>
+            </w:r>
+          </w:p>
+        </w:tc>
+        <w:tc>
+          <w:tcPr>
+            <w:tcW w:type="dxa" w:w="2600"/>
+            <w:shd w:fill="E2EFDA" w:color="auto" w:val="clear"/>
+            <w:tcMar>
+              <w:top w:type="dxa" w:w="50"/>
+              <w:left w:type="dxa" w:w="90"/>
+              <w:bottom w:type="dxa" w:w="50"/>
+              <w:right w:type="dxa" w:w="90"/>
+            </w:tcMar>
+            <w:vAlign w:val="center"/>
+          </w:tcPr>
+          <w:p>
+            <w:pPr>
+              <w:spacing w:after="0" w:line="276"/>
+              <w:jc w:val="center"/>
+            </w:pPr>
+            <w:r>
+              <w:rPr>
+                <w:rFonts w:ascii="TH Sarabun New" w:cs="TH Sarabun New" w:eastAsia="TH Sarabun New" w:hAnsi="TH Sarabun New"/>
+                <w:sz w:val="32"/>
+                <w:szCs w:val="32"/>
+              </w:rPr>
+              <w:t xml:space="preserve">7 – 9 คะแนน</w:t>
+            </w:r>
+          </w:p>
+        </w:tc>
+        <w:tc>
+          <w:tcPr>
+            <w:tcW w:type="dxa" w:w="4800"/>
+            <w:shd w:fill="E2EFDA" w:color="auto" w:val="clear"/>
+            <w:tcMar>
+              <w:top w:type="dxa" w:w="50"/>
+              <w:left w:type="dxa" w:w="90"/>
+              <w:bottom w:type="dxa" w:w="50"/>
+              <w:right w:type="dxa" w:w="90"/>
+            </w:tcMar>
+            <w:vAlign w:val="center"/>
+          </w:tcPr>
+          <w:p>
+            <w:pPr>
+              <w:spacing w:after="0" w:line="276"/>
+              <w:jc w:val="left"/>
+            </w:pPr>
+            <w:r>
+              <w:rPr>
+                <w:rFonts w:ascii="TH Sarabun New" w:cs="TH Sarabun New" w:eastAsia="TH Sarabun New" w:hAnsi="TH Sarabun New"/>
+                <w:sz w:val="32"/>
+                <w:szCs w:val="32"/>
+              </w:rPr>
+              <w:t xml:space="preserve">ผ่านเกณฑ์</w:t>
+            </w:r>
+          </w:p>
+        </w:tc>
+      </w:tr>
+      <w:tr>
+        <w:tc>
+          <w:tcPr>
+            <w:tcW w:type="dxa" w:w="2600"/>
+            <w:shd w:fill="FFF2CC" w:color="auto" w:val="clear"/>
+            <w:tcMar>
+              <w:top w:type="dxa" w:w="50"/>
+              <w:left w:type="dxa" w:w="90"/>
+              <w:bottom w:type="dxa" w:w="50"/>
+              <w:right w:type="dxa" w:w="90"/>
+            </w:tcMar>
+            <w:vAlign w:val="center"/>
+          </w:tcPr>
+          <w:p>
+            <w:pPr>
+              <w:spacing w:after="0" w:line="276"/>
+              <w:jc w:val="center"/>
+            </w:pPr>
+            <w:r>
+              <w:rPr>
+                <w:rFonts w:ascii="TH Sarabun New" w:cs="TH Sarabun New" w:eastAsia="TH Sarabun New" w:hAnsi="TH Sarabun New"/>
+                <w:b/>
+                <w:bCs/>
+                <w:sz w:val="32"/>
+                <w:szCs w:val="32"/>
+              </w:rPr>
+              <w:t xml:space="preserve">พอใช้</w:t>
+            </w:r>
+          </w:p>
+        </w:tc>
+        <w:tc>
+          <w:tcPr>
+            <w:tcW w:type="dxa" w:w="2600"/>
+            <w:shd w:fill="FFF2CC" w:color="auto" w:val="clear"/>
+            <w:tcMar>
+              <w:top w:type="dxa" w:w="50"/>
+              <w:left w:type="dxa" w:w="90"/>
+              <w:bottom w:type="dxa" w:w="50"/>
+              <w:right w:type="dxa" w:w="90"/>
+            </w:tcMar>
+            <w:vAlign w:val="center"/>
+          </w:tcPr>
+          <w:p>
+            <w:pPr>
+              <w:spacing w:after="0" w:line="276"/>
+              <w:jc w:val="center"/>
+            </w:pPr>
+            <w:r>
+              <w:rPr>
+                <w:rFonts w:ascii="TH Sarabun New" w:cs="TH Sarabun New" w:eastAsia="TH Sarabun New" w:hAnsi="TH Sarabun New"/>
+                <w:sz w:val="32"/>
+                <w:szCs w:val="32"/>
+              </w:rPr>
+              <w:t xml:space="preserve">6 คะแนน</w:t>
+            </w:r>
+          </w:p>
+        </w:tc>
+        <w:tc>
+          <w:tcPr>
+            <w:tcW w:type="dxa" w:w="4800"/>
+            <w:shd w:fill="FFF2CC" w:color="auto" w:val="clear"/>
+            <w:tcMar>
+              <w:top w:type="dxa" w:w="50"/>
+              <w:left w:type="dxa" w:w="90"/>
+              <w:bottom w:type="dxa" w:w="50"/>
+              <w:right w:type="dxa" w:w="90"/>
+            </w:tcMar>
+            <w:vAlign w:val="center"/>
+          </w:tcPr>
+          <w:p>
+            <w:pPr>
+              <w:spacing w:after="0" w:line="276"/>
+              <w:jc w:val="left"/>
+            </w:pPr>
+            <w:r>
+              <w:rPr>
+                <w:rFonts w:ascii="TH Sarabun New" w:cs="TH Sarabun New" w:eastAsia="TH Sarabun New" w:hAnsi="TH Sarabun New"/>
+                <w:sz w:val="32"/>
+                <w:szCs w:val="32"/>
+              </w:rPr>
+              <w:t xml:space="preserve">ผ่านเกณฑ์ (ระดับขั้นต่ำ)</w:t>
+            </w:r>
+          </w:p>
+        </w:tc>
+      </w:tr>
+      <w:tr>
+        <w:tc>
+          <w:tcPr>
+            <w:tcW w:type="dxa" w:w="2600"/>
+            <w:shd w:fill="FCE4E4" w:color="auto" w:val="clear"/>
+            <w:tcMar>
+              <w:top w:type="dxa" w:w="50"/>
+              <w:left w:type="dxa" w:w="90"/>
+              <w:bottom w:type="dxa" w:w="50"/>
+              <w:right w:type="dxa" w:w="90"/>
+            </w:tcMar>
+            <w:vAlign w:val="center"/>
+          </w:tcPr>
+          <w:p>
+            <w:pPr>
+              <w:spacing w:after="0" w:line="276"/>
+              <w:jc w:val="center"/>
+            </w:pPr>
+            <w:r>
+              <w:rPr>
+                <w:rFonts w:ascii="TH Sarabun New" w:cs="TH Sarabun New" w:eastAsia="TH Sarabun New" w:hAnsi="TH Sarabun New"/>
+                <w:b/>
+                <w:bCs/>
+                <w:sz w:val="32"/>
+                <w:szCs w:val="32"/>
+              </w:rPr>
+              <w:t xml:space="preserve">ปรับปรุง</w:t>
+            </w:r>
+          </w:p>
+        </w:tc>
+        <w:tc>
+          <w:tcPr>
+            <w:tcW w:type="dxa" w:w="2600"/>
+            <w:shd w:fill="FCE4E4" w:color="auto" w:val="clear"/>
+            <w:tcMar>
+              <w:top w:type="dxa" w:w="50"/>
+              <w:left w:type="dxa" w:w="90"/>
+              <w:bottom w:type="dxa" w:w="50"/>
+              <w:right w:type="dxa" w:w="90"/>
+            </w:tcMar>
+            <w:vAlign w:val="center"/>
+          </w:tcPr>
+          <w:p>
+            <w:pPr>
+              <w:spacing w:after="0" w:line="276"/>
+              <w:jc w:val="center"/>
+            </w:pPr>
+            <w:r>
+              <w:rPr>
+                <w:rFonts w:ascii="TH Sarabun New" w:cs="TH Sarabun New" w:eastAsia="TH Sarabun New" w:hAnsi="TH Sarabun New"/>
+                <w:sz w:val="32"/>
+                <w:szCs w:val="32"/>
+              </w:rPr>
+              <w:t xml:space="preserve">ต่ำกว่า 6 คะแนน</w:t>
+            </w:r>
+          </w:p>
+        </w:tc>
+        <w:tc>
+          <w:tcPr>
+            <w:tcW w:type="dxa" w:w="4800"/>
+            <w:shd w:fill="FCE4E4" w:color="auto" w:val="clear"/>
+            <w:tcMar>
+              <w:top w:type="dxa" w:w="50"/>
+              <w:left w:type="dxa" w:w="90"/>
+              <w:bottom w:type="dxa" w:w="50"/>
+              <w:right w:type="dxa" w:w="90"/>
+            </w:tcMar>
+            <w:vAlign w:val="center"/>
+          </w:tcPr>
+          <w:p>
+            <w:pPr>
+              <w:spacing w:after="0" w:line="276"/>
+              <w:jc w:val="left"/>
+            </w:pPr>
+            <w:r>
+              <w:rPr>
+                <w:rFonts w:ascii="TH Sarabun New" w:cs="TH Sarabun New" w:eastAsia="TH Sarabun New" w:hAnsi="TH Sarabun New"/>
+                <w:sz w:val="32"/>
+                <w:szCs w:val="32"/>
+              </w:rPr>
+              <w:t xml:space="preserve">ไม่ผ่านเกณฑ์ (ต้องซ่อมเสริมต่อ)</w:t>
+            </w:r>
+          </w:p>
+        </w:tc>
+      </w:tr>
+    </w:tbl>
+    <w:p>
+      <w:pPr>
+        <w:spacing w:after="40" w:line="300"/>
+        <w:jc w:val="both"/>
+      </w:pPr>
+      <w:r>
+        <w:rPr>
+          <w:rFonts w:ascii="TH Sarabun New" w:cs="TH Sarabun New" w:eastAsia="TH Sarabun New" w:hAnsi="TH Sarabun New"/>
+          <w:b/>
+          <w:bCs/>
+          <w:sz w:val="32"/>
+          <w:szCs w:val="32"/>
+        </w:rPr>
+        <w:t xml:space="preserve">หมายเหตุ: </w:t>
+      </w:r>
+      <w:r>
+        <w:rPr>
+          <w:rFonts w:ascii="TH Sarabun New" w:cs="TH Sarabun New" w:eastAsia="TH Sarabun New" w:hAnsi="TH Sarabun New"/>
+          <w:sz w:val="32"/>
+          <w:szCs w:val="32"/>
+        </w:rPr>
+        <w:t xml:space="preserve">กำหนดช่วงระดับคุณภาพให้สอดคล้องกับเกณฑ์ผ่าน (≥ 6 คะแนน) คือ ระดับ “พอใช้” ขึ้นไปถือว่าผ่าน ส่วน “ปรับปรุง” (ต่ำกว่า 6) ถือว่ายังไม่ผ่านและต้องซ่อมเสริมต่อ</w:t>
       </w:r>
     </w:p>
     <w:sectPr>
